--- a/Introduccion a la Ingenieria/Kit docente/Clase 4/Guion Docente Clase 4 - Principios eticos en la Ingenieria.docx
+++ b/Introduccion a la Ingenieria/Kit docente/Clase 4/Guion Docente Clase 4 - Principios eticos en la Ingenieria.docx
@@ -69,7 +69,7 @@
           <w:color w:val="4A4A49"/>
           <w:sz w:val="22"/>
         </w:rPr>
-        <w:t>Tipo: Clase virtual sincrónica por Google Meet · Sesión 4 de 16 · corresponde al tema 4 del microcurrículo</w:t>
+        <w:t>Tipo: Clase virtual sincrónica por Google Meet · Sesión 3 de 11 (sesión doble junto con la Clase 5) · corresponde al tema 4 del microcurrículo</w:t>
       </w:r>
     </w:p>
     <w:p>
@@ -169,6 +169,7 @@
       <w:r>
         <w:rPr>
           <w:rFonts w:ascii="Consolas" w:hAnsi="Consolas"/>
+          <w:b w:val="0"/>
           <w:color w:val="111111"/>
           <w:sz w:val="21"/>
         </w:rPr>
@@ -1114,6 +1115,7 @@
       <w:r>
         <w:rPr>
           <w:rFonts w:ascii="Consolas" w:hAnsi="Consolas"/>
+          <w:b w:val="0"/>
           <w:color w:val="111111"/>
           <w:sz w:val="21"/>
         </w:rPr>
@@ -1281,7 +1283,7 @@
           <w:color w:val="4A4A49"/>
           <w:sz w:val="22"/>
         </w:rPr>
-        <w:t>Para la sesión 5</w:t>
+        <w:t>Para la Clase 5</w:t>
       </w:r>
     </w:p>
     <w:p>
@@ -2477,6 +2479,7 @@
       <w:r>
         <w:rPr>
           <w:rFonts w:ascii="Consolas" w:hAnsi="Consolas"/>
+          <w:b w:val="0"/>
           <w:color w:val="111111"/>
           <w:sz w:val="21"/>
         </w:rPr>
@@ -2498,6 +2501,7 @@
       <w:r>
         <w:rPr>
           <w:rFonts w:ascii="Consolas" w:hAnsi="Consolas"/>
+          <w:b w:val="0"/>
           <w:color w:val="111111"/>
           <w:sz w:val="21"/>
         </w:rPr>
@@ -2535,6 +2539,7 @@
       <w:r>
         <w:rPr>
           <w:rFonts w:ascii="Consolas" w:hAnsi="Consolas"/>
+          <w:b w:val="0"/>
           <w:color w:val="111111"/>
           <w:sz w:val="21"/>
         </w:rPr>
@@ -2556,6 +2561,7 @@
       <w:r>
         <w:rPr>
           <w:rFonts w:ascii="Consolas" w:hAnsi="Consolas"/>
+          <w:b w:val="0"/>
           <w:color w:val="111111"/>
           <w:sz w:val="21"/>
         </w:rPr>

--- a/Introduccion a la Ingenieria/Kit docente/Clase 4/Guion Docente Clase 4 - Principios eticos en la Ingenieria.docx
+++ b/Introduccion a la Ingenieria/Kit docente/Clase 4/Guion Docente Clase 4 - Principios eticos en la Ingenieria.docx
@@ -69,7 +69,7 @@
           <w:color w:val="4A4A49"/>
           <w:sz w:val="22"/>
         </w:rPr>
-        <w:t>Tipo: Clase virtual sincrónica por Google Meet · Sesión 3 de 11 (sesión doble junto con la Clase 5) · corresponde al tema 4 del microcurrículo</w:t>
+        <w:t>Tipo: Clase virtual sincrónica por Microsoft Teams · Sesión 3 de 11 (sesión doble junto con la Clase 5) · corresponde al tema 4 del microcurrículo</w:t>
       </w:r>
     </w:p>
     <w:p>
@@ -98,7 +98,7 @@
           <w:color w:val="4A4A49"/>
           <w:sz w:val="22"/>
         </w:rPr>
-        <w:t xml:space="preserve"> por Google Meet · actividades en plataformas gratuitas en la nube · los 5 equipos trabajan en </w:t>
+        <w:t xml:space="preserve"> por Microsoft Teams · actividades en plataformas gratuitas en la nube · los 5 equipos trabajan en </w:t>
       </w:r>
       <w:r>
         <w:rPr>
